--- a/ml_ad/final/2611328 - Nguyễn Phương Anh Tú - Báo cáo cuối kỳ MLP kết hợp Fuzzy Logic/2611328 - Nguyễn Phương Anh Tú - FRF-MLP ViHSD - JTE.docx
+++ b/ml_ad/final/2611328 - Nguyễn Phương Anh Tú - Báo cáo cuối kỳ MLP kết hợp Fuzzy Logic/2611328 - Nguyễn Phương Anh Tú - FRF-MLP ViHSD - JTE.docx
@@ -175,7 +175,7 @@
         <w:br/>
       </w:r>
       <w:r>
-        <w:t xml:space="preserve">Offensive and hateful comments spread rapidly on Vietnamese social networks, while purely neural detectors act as black boxes and purely lexicon-based rules lack coverage. This study proposes FRF-MLP, a hybrid model that integrates a Mamdani fuzzy rule system into a Multi-Layer Perceptron for three-class offensive language detection (CLEAN, OFFENSIVE, HATE). An offensiveness lexicon is first learned from the training data by the log-odds ratio with informative Dirichlet prior; three document-level linguistic variables (maximum offensiveness, offensive-token density, and targeting degree) are then fuzzified by trapezoidal membership functions and evaluated by seven Mamdani rules. The fuzzy component is fused with the MLP at two levels: 22 fuzzy features are concatenated to the TF-IDF input, and the defuzzified class distribution is combined with the MLP posterior through a convex weight selected on the development set. Experiments on the ViHSD benchmark (33,398 human-annotated comments) show that FRF-MLP reaches 84.46% accuracy and 62.95% macro-F1, improving the plain MLP by +1.92 macro-F1 points and surpassing the published Text-CNN, GRU, and multilingual BERT baselines in macro-F1 while requiring no pre-training and training in minutes on a CPU. Ablation results confirm that both fusion levels contribute complementary gains, and the fuzzy component additionally provides rule-level interpretability.</w:t>
+        <w:t xml:space="preserve">Offensive and hateful comments spread rapidly on Vietnamese social networks, while purely neural detectors act as black boxes and purely lexicon-based rules lack coverage. This study proposes FRF-MLP, a hybrid model that integrates a Mamdani fuzzy rule system into a Multi-Layer Perceptron for three-class offensive language detection (CLEAN, OFFENSIVE, HATE). An offensiveness lexicon is first learned from the training data by the log-odds ratio with informative Dirichlet prior; three document-level linguistic variables (maximum offensiveness, offensive-token density, and targeting degree) are then fuzzified by trapezoidal membership functions and evaluated by seven Mamdani rules. The fuzzy component is fused with the MLP at two levels: 22 fuzzy features are concatenated to the TF-IDF input, and the defuzzified class distribution is combined with the MLP posterior through a convex weight selected on the development set. Experiments on the ViHSD benchmark (33,398 human-annotated comments) show that FRF-MLP reaches 84.33% accuracy and 63.00% macro-F1, improving the plain MLP by +2.05 macro-F1 points and surpassing the published Text-CNN, GRU, and multilingual BERT baselines in macro-F1 while requiring no pre-training and training in minutes on a CPU. Ablation results confirm that both fusion levels contribute complementary gains, and the fuzzy component additionally provides rule-level interpretability.</w:t>
       </w:r>
       <w:r>
         <w:t xml:space="preserve"> </w:t>
@@ -361,7 +361,7 @@
         <w:br/>
       </w:r>
       <w:r>
-        <w:t xml:space="preserve">Bình luận công kích và thù ghét lan truyền nhanh trên mạng xã hội Việt Nam, trong khi các bộ phát hiện thuần mạng nơ-ron hoạt động như hộp đen còn các hệ luật thuần từ điển lại thiếu độ phủ. Nghiên cứu này đề xuất FRF-MLP, mô hình lai tích hợp hệ luật mờ Mamdani vào Perceptron đa lớp (MLP) cho bài toán phân loại ba lớp CLEAN, OFFENSIVE, HATE. Trước hết, một từ điển mức độ công kích được học tự động từ tập huấn luyện bằng tỷ số log-odds với tiên nghiệm Dirichlet; ba biến ngôn ngữ ở mức văn bản (độ công kích cực đại, mật độ từ công kích, độ nhắm đích) sau đó được mờ hóa bằng hàm thành viên hình thang và suy diễn qua bảy luật Mamdani. Thành phần mờ được kết hợp với MLP ở hai mức: 22 đặc trưng mờ được nối vào đầu vào TF-IDF, và phân phối lớp giải mờ được cộng có trọng số với xác suất hậu nghiệm của MLP, trọng số chọn trên tập phát triển. Thực nghiệm trên bộ dữ liệu chuẩn ViHSD (33.398 bình luận gán nhãn thủ công) cho thấy FRF-MLP đạt 84,46% accuracy và 62,95% macro-F1, cải thiện +1,92 điểm macro-F1 so với MLP thuần và vượt các mô hình Text-CNN, GRU, BERT đa ngữ đã công bố về macro-F1, trong khi không cần tiền huấn luyện và chỉ huấn luyện vài phút trên CPU. Kết quả ablation xác nhận hai mức kết hợp đóng góp bổ sung cho nhau, đồng thời thành phần mờ cung cấp khả năng diễn giải ở mức luật.</w:t>
+        <w:t xml:space="preserve">Bình luận công kích và thù ghét lan truyền nhanh trên mạng xã hội Việt Nam, trong khi các bộ phát hiện thuần mạng nơ-ron hoạt động như hộp đen còn các hệ luật thuần từ điển lại thiếu độ phủ. Nghiên cứu này đề xuất FRF-MLP, mô hình lai tích hợp hệ luật mờ Mamdani vào Perceptron đa lớp (MLP) cho bài toán phân loại ba lớp CLEAN, OFFENSIVE, HATE. Trước hết, một từ điển mức độ công kích được học tự động từ tập huấn luyện bằng tỷ số log-odds với tiên nghiệm Dirichlet; ba biến ngôn ngữ ở mức văn bản (độ công kích cực đại, mật độ từ công kích, độ nhắm đích) sau đó được mờ hóa bằng hàm thành viên hình thang và suy diễn qua bảy luật Mamdani. Thành phần mờ được kết hợp với MLP ở hai mức: 22 đặc trưng mờ được nối vào đầu vào TF-IDF, và phân phối lớp giải mờ được cộng có trọng số với xác suất hậu nghiệm của MLP, trọng số chọn trên tập phát triển. Thực nghiệm trên bộ dữ liệu chuẩn ViHSD (33.398 bình luận gán nhãn thủ công) cho thấy FRF-MLP đạt 84,33% accuracy và 63,00% macro-F1, cải thiện +2,05 điểm macro-F1 so với MLP thuần và vượt các mô hình Text-CNN, GRU, BERT đa ngữ đã công bố về macro-F1, trong khi không cần tiền huấn luyện và chỉ huấn luyện vài phút trên CPU. Kết quả ablation xác nhận hai mức kết hợp đóng góp bổ sung cho nhau, đồng thời thành phần mờ cung cấp khả năng diễn giải ở mức luật.</w:t>
       </w:r>
       <w:r>
         <w:t xml:space="preserve"> </w:t>
@@ -509,7 +509,7 @@
         <w:t xml:space="preserve"> </w:t>
       </w:r>
       <w:r>
-        <w:t xml:space="preserve">(không cần từ điển thủ công) cho tiếng Việt; (ii) cơ chế kết hợp hai mức đặc trưng–quyết định giữa hệ mờ và MLP; (iii) thực nghiệm đầy đủ trên ViHSD với ablation cho thấy mỗi mức kết hợp đều có đóng góp, tổng cộng +1,92 điểm macro-F1 so với MLP thuần và vượt các baseline đã công bố [1] về macro-F1 với chi phí tính toán thấp hơn nhiều lần.</w:t>
+        <w:t xml:space="preserve">(không cần từ điển thủ công) cho tiếng Việt; (ii) cơ chế kết hợp hai mức đặc trưng–quyết định giữa hệ mờ và MLP; (iii) thực nghiệm đầy đủ trên ViHSD với ablation cho thấy mỗi mức kết hợp đều có đóng góp, tổng cộng +2,05 điểm macro-F1 so với MLP thuần và vượt các baseline đã công bố [1] về macro-F1 với chi phí tính toán thấp hơn nhiều lần.</w:t>
       </w:r>
     </w:p>
     <w:p>
@@ -7355,7 +7355,7 @@
         <w:pStyle w:val="BodyText"/>
       </w:pPr>
       <w:r>
-        <w:t xml:space="preserve">FRF-MLP đạt 84,46% accuracy, 62,95% macro-F1 và 84,81% F1 có trọng số trên tập kiểm tra, với</w:t>
+        <w:t xml:space="preserve">FRF-MLP đạt 84,33% accuracy, 63,00% macro-F1 và 84,74% F1 có trọng số trên tập kiểm tra, với</w:t>
       </w:r>
       <w:r>
         <w:t xml:space="preserve"> </w:t>
@@ -7396,7 +7396,7 @@
         </m:r>
       </m:oMath>
       <w:r>
-        <w:t xml:space="preserve">. Bảng 3 nêu chi tiết theo lớp: mô hình giữ độ chính xác cao ở CLEAN (F1 91,9%) đồng thời đạt recall 45,0% cho OFFENSIVE và 56,4% cho HATE — hai lớp thiểu số vốn khó nhất. Hình 4a cho thấy đặc trưng mờ giúp mô hình khởi động tốt hơn hẳn (macro-F1 dev 60,1% ngay epoch đầu so với 57,2% của MLP thuần); Hình 4b cho thấy macro-F1 dev đạt đỉnh quanh</w:t>
+        <w:t xml:space="preserve">. Bảng 3 nêu chi tiết theo lớp: mô hình giữ độ chính xác cao ở CLEAN (F1 91,8%) đồng thời đạt recall 45,3% cho OFFENSIVE và 57,4% cho HATE — hai lớp thiểu số vốn khó nhất. Hình 4a cho thấy đặc trưng mờ giúp mô hình khởi động tốt hơn hẳn (macro-F1 dev 60,1% ngay epoch đầu so với 57,2% của MLP thuần); Hình 4b cho thấy macro-F1 dev đạt đỉnh trên vùng phẳng</w:t>
       </w:r>
       <w:r>
         <w:t xml:space="preserve"> </w:t>
@@ -7445,7 +7445,7 @@
           <m:t>,</m:t>
         </m:r>
         <m:r>
-          <m:t>30</m:t>
+          <m:t>45</m:t>
         </m:r>
         <m:r>
           <m:rPr>
@@ -7610,7 +7610,7 @@
               <w:jc w:val="center"/>
             </w:pPr>
             <w:r>
-              <w:t xml:space="preserve">91,1</w:t>
+              <w:t xml:space="preserve">90,8</w:t>
             </w:r>
           </w:p>
         </w:tc>
@@ -7622,7 +7622,7 @@
               <w:jc w:val="center"/>
             </w:pPr>
             <w:r>
-              <w:t xml:space="preserve">91,9</w:t>
+              <w:t xml:space="preserve">91,8</w:t>
             </w:r>
           </w:p>
         </w:tc>
@@ -7660,7 +7660,7 @@
               <w:jc w:val="center"/>
             </w:pPr>
             <w:r>
-              <w:t xml:space="preserve">38,8</w:t>
+              <w:t xml:space="preserve">38,4</w:t>
             </w:r>
           </w:p>
         </w:tc>
@@ -7672,7 +7672,7 @@
               <w:jc w:val="center"/>
             </w:pPr>
             <w:r>
-              <w:t xml:space="preserve">45,0</w:t>
+              <w:t xml:space="preserve">45,3</w:t>
             </w:r>
           </w:p>
         </w:tc>
@@ -7684,7 +7684,7 @@
               <w:jc w:val="center"/>
             </w:pPr>
             <w:r>
-              <w:t xml:space="preserve">41,7</w:t>
+              <w:t xml:space="preserve">41,6</w:t>
             </w:r>
           </w:p>
         </w:tc>
@@ -7722,7 +7722,7 @@
               <w:jc w:val="center"/>
             </w:pPr>
             <w:r>
-              <w:t xml:space="preserve">54,2</w:t>
+              <w:t xml:space="preserve">54,0</w:t>
             </w:r>
           </w:p>
         </w:tc>
@@ -7734,7 +7734,7 @@
               <w:jc w:val="center"/>
             </w:pPr>
             <w:r>
-              <w:t xml:space="preserve">56,4</w:t>
+              <w:t xml:space="preserve">57,4</w:t>
             </w:r>
           </w:p>
         </w:tc>
@@ -7746,7 +7746,7 @@
               <w:jc w:val="center"/>
             </w:pPr>
             <w:r>
-              <w:t xml:space="preserve">55,3</w:t>
+              <w:t xml:space="preserve">55,6</w:t>
             </w:r>
           </w:p>
         </w:tc>
@@ -7786,7 +7786,7 @@
               <w:jc w:val="center"/>
             </w:pPr>
             <w:r>
-              <w:t xml:space="preserve">84,46 / 62,95 / 84,81</w:t>
+              <w:t xml:space="preserve">84,33 / 63,00 / 84,74</w:t>
             </w:r>
           </w:p>
         </w:tc>
@@ -7856,7 +7856,7 @@
         <w:pStyle w:val="BodyText"/>
       </w:pPr>
       <w:r>
-        <w:t xml:space="preserve">Bảng 4 so sánh với các kết quả đã công bố trên cùng phép chia ViHSD (thừa nhận lại số liệu từ [1]) và các baseline nội bộ; Hình 5 trực quan hóa nhóm nội bộ. Về macro-F1 — thước đo phù hợp với dữ liệu mất cân bằng — FRF-MLP (62,95%) vượt mọi mô hình đã công bố, kể cả m-BERT cased (62,69%), trong khi chỉ dùng</w:t>
+        <w:t xml:space="preserve">Bảng 4 so sánh với các kết quả đã công bố trên cùng phép chia ViHSD (thừa nhận lại số liệu từ [1]) và các baseline nội bộ; Hình 5 trực quan hóa nhóm nội bộ. Về macro-F1 — thước đo phù hợp với dữ liệu mất cân bằng — FRF-MLP (63,00%) vượt mọi mô hình đã công bố, kể cả m-BERT cased (62,69%), trong khi chỉ dùng</w:t>
       </w:r>
       <w:r>
         <w:t xml:space="preserve"> </w:t>
@@ -7905,7 +7905,7 @@
         <w:t xml:space="preserve"> </w:t>
       </w:r>
       <w:r>
-        <w:t xml:space="preserve">triệu tham số tiền huấn luyện đa ngữ của m-BERT. Accuracy của FRF-MLP thấp hơn nhóm Transformer (84,46% so với 86,88%): đây là đánh đổi có chủ đích của trọng số lớp — chấp nhận giảm nhẹ độ chính xác trên lớp đa số CLEAN để tăng recall các lớp thiểu số, mục tiêu thực tế của hệ kiểm duyệt.</w:t>
+        <w:t xml:space="preserve">triệu tham số tiền huấn luyện đa ngữ của m-BERT. Accuracy của FRF-MLP thấp hơn nhóm Transformer (84,33% so với 86,88%): đây là đánh đổi có chủ đích của trọng số lớp — chấp nhận giảm nhẹ độ chính xác trên lớp đa số CLEAN để tăng recall các lớp thiểu số, mục tiêu thực tế của hệ kiểm duyệt.</w:t>
       </w:r>
     </w:p>
     <w:p>
@@ -8457,7 +8457,7 @@
               <w:jc w:val="center"/>
             </w:pPr>
             <w:r>
-              <w:t xml:space="preserve">83,80</w:t>
+              <w:t xml:space="preserve">83,82</w:t>
             </w:r>
           </w:p>
         </w:tc>
@@ -8469,7 +8469,7 @@
               <w:jc w:val="center"/>
             </w:pPr>
             <w:r>
-              <w:t xml:space="preserve">61,03</w:t>
+              <w:t xml:space="preserve">60,95</w:t>
             </w:r>
           </w:p>
         </w:tc>
@@ -8507,7 +8507,7 @@
               <w:jc w:val="center"/>
             </w:pPr>
             <w:r>
-              <w:t xml:space="preserve">84,46</w:t>
+              <w:t xml:space="preserve">84,33</w:t>
             </w:r>
           </w:p>
         </w:tc>
@@ -8519,7 +8519,7 @@
               <w:jc w:val="center"/>
             </w:pPr>
             <w:r>
-              <w:t xml:space="preserve">62,95</w:t>
+              <w:t xml:space="preserve">63,00</w:t>
             </w:r>
           </w:p>
         </w:tc>
@@ -8589,7 +8589,67 @@
         <w:pStyle w:val="BodyText"/>
       </w:pPr>
       <w:r>
-        <w:t xml:space="preserve">Bảng 5 tách đóng góp của từng mức kết hợp. Riêng mức quyết định (+0,61 macro-F1) hay riêng mức đặc trưng (+1,79) đều cải thiện MLP thuần; kết hợp cả hai đạt +1,92. Hệ mờ thuần chỉ đạt 41,56% macro-F1 — quá yếu để đứng một mình nhưng</w:t>
+        <w:t xml:space="preserve">Bảng 5 tách đóng góp của từng mức kết hợp. Mức đặc trưng đóng vai trò chính (+1,92 macro-F1); mức quyết định đứng riêng gần như trung tính trên tập kiểm tra (+0,02, do</w:t>
+      </w:r>
+      <w:r>
+        <w:t xml:space="preserve"> </w:t>
+      </w:r>
+      <m:oMath>
+        <m:sSup>
+          <m:e>
+            <m:r>
+              <m:t>λ</m:t>
+            </m:r>
+          </m:e>
+          <m:sup>
+            <m:r>
+              <m:rPr>
+                <m:sty m:val="p"/>
+              </m:rPr>
+              <m:t>*</m:t>
+            </m:r>
+          </m:sup>
+        </m:sSup>
+        <m:r>
+          <m:rPr>
+            <m:sty m:val="p"/>
+          </m:rPr>
+          <m:t>=</m:t>
+        </m:r>
+        <m:r>
+          <m:t>0</m:t>
+        </m:r>
+        <m:r>
+          <m:rPr>
+            <m:sty m:val="p"/>
+          </m:rPr>
+          <m:t>,</m:t>
+        </m:r>
+        <m:r>
+          <m:t>45</m:t>
+        </m:r>
+      </m:oMath>
+      <w:r>
+        <w:t xml:space="preserve"> </w:t>
+      </w:r>
+      <w:r>
+        <w:t xml:space="preserve">chọn trên tập dev nhỏ bị nhiễu), nhưng khi đặt</w:t>
+      </w:r>
+      <w:r>
+        <w:t xml:space="preserve"> </w:t>
+      </w:r>
+      <w:r>
+        <w:rPr>
+          <w:i/>
+          <w:iCs/>
+        </w:rPr>
+        <w:t xml:space="preserve">trên nền</w:t>
+      </w:r>
+      <w:r>
+        <w:t xml:space="preserve"> </w:t>
+      </w:r>
+      <w:r>
+        <w:t xml:space="preserve">mức đặc trưng nó bổ sung +0,13 nữa, đưa tổng cải thiện lên +2,05 — hai mức mang thông tin bổ trợ chứ không thay thế nhau. Hệ mờ thuần chỉ đạt 41,56% macro-F1 — quá yếu để đứng một mình nhưng</w:t>
       </w:r>
       <w:r>
         <w:t xml:space="preserve"> </w:t>
@@ -8605,7 +8665,7 @@
         <w:t xml:space="preserve"> </w:t>
       </w:r>
       <w:r>
-        <w:t xml:space="preserve">hiệu quả: ma trận nhầm lẫn (Hình 6) cho thấy FRF-MLP tăng recall OFFENSIVE từ 40,5% lên 45,0% và HATE từ 54,7% lên 56,4% so với MLP thuần, đồng thời giảm 36 trường hợp OFFENSIVE bị nhầm sang HATE (101</w:t>
+        <w:t xml:space="preserve">hiệu quả: ma trận nhầm lẫn (Hình 6) cho thấy FRF-MLP tăng recall OFFENSIVE từ 40,3% lên 45,3% và HATE từ 54,4% lên 57,4% so với MLP thuần, đồng thời giảm 26 trường hợp OFFENSIVE bị nhầm sang HATE (100</w:t>
       </w:r>
       <w:r>
         <w:t xml:space="preserve"> </w:t>
@@ -8622,7 +8682,7 @@
         <w:t xml:space="preserve"> </w:t>
       </w:r>
       <w:r>
-        <w:t xml:space="preserve">75) — đúng vùng mà biến nhắm đích</w:t>
+        <w:t xml:space="preserve">74) — đúng vùng mà biến nhắm đích</w:t>
       </w:r>
       <w:r>
         <w:t xml:space="preserve"> </w:t>
@@ -8781,7 +8841,7 @@
               <w:jc w:val="center"/>
             </w:pPr>
             <w:r>
-              <w:t xml:space="preserve">83,80</w:t>
+              <w:t xml:space="preserve">83,82</w:t>
             </w:r>
           </w:p>
         </w:tc>
@@ -8793,7 +8853,7 @@
               <w:jc w:val="center"/>
             </w:pPr>
             <w:r>
-              <w:t xml:space="preserve">61,03</w:t>
+              <w:t xml:space="preserve">60,95</w:t>
             </w:r>
           </w:p>
         </w:tc>
@@ -8853,7 +8913,7 @@
                 <m:t>,</m:t>
               </m:r>
               <m:r>
-                <m:t>20</m:t>
+                <m:t>45</m:t>
               </m:r>
             </m:oMath>
             <w:r>
@@ -8869,7 +8929,7 @@
               <w:jc w:val="center"/>
             </w:pPr>
             <w:r>
-              <w:t xml:space="preserve">83,70</w:t>
+              <w:t xml:space="preserve">82,62</w:t>
             </w:r>
           </w:p>
         </w:tc>
@@ -8881,7 +8941,7 @@
               <w:jc w:val="center"/>
             </w:pPr>
             <w:r>
-              <w:t xml:space="preserve">61,64</w:t>
+              <w:t xml:space="preserve">60,97</w:t>
             </w:r>
           </w:p>
         </w:tc>
@@ -8893,7 +8953,7 @@
               <w:jc w:val="center"/>
             </w:pPr>
             <w:r>
-              <w:t xml:space="preserve">+0,61</w:t>
+              <w:t xml:space="preserve">+0,02</w:t>
             </w:r>
           </w:p>
         </w:tc>
@@ -8919,7 +8979,7 @@
               <w:jc w:val="center"/>
             </w:pPr>
             <w:r>
-              <w:t xml:space="preserve">84,69</w:t>
+              <w:t xml:space="preserve">84,54</w:t>
             </w:r>
           </w:p>
         </w:tc>
@@ -8931,7 +8991,7 @@
               <w:jc w:val="center"/>
             </w:pPr>
             <w:r>
-              <w:t xml:space="preserve">62,82</w:t>
+              <w:t xml:space="preserve">62,87</w:t>
             </w:r>
           </w:p>
         </w:tc>
@@ -8943,7 +9003,7 @@
               <w:jc w:val="center"/>
             </w:pPr>
             <w:r>
-              <w:t xml:space="preserve">+1,79</w:t>
+              <w:t xml:space="preserve">+1,92</w:t>
             </w:r>
           </w:p>
         </w:tc>
@@ -9007,7 +9067,7 @@
               <w:jc w:val="center"/>
             </w:pPr>
             <w:r>
-              <w:t xml:space="preserve">84,46</w:t>
+              <w:t xml:space="preserve">84,33</w:t>
             </w:r>
           </w:p>
         </w:tc>
@@ -9019,7 +9079,7 @@
               <w:jc w:val="center"/>
             </w:pPr>
             <w:r>
-              <w:t xml:space="preserve">62,95</w:t>
+              <w:t xml:space="preserve">63,00</w:t>
             </w:r>
           </w:p>
         </w:tc>
@@ -9031,7 +9091,7 @@
               <w:jc w:val="center"/>
             </w:pPr>
             <w:r>
-              <w:t xml:space="preserve">+1,92</w:t>
+              <w:t xml:space="preserve">+2,05</w:t>
             </w:r>
           </w:p>
         </w:tc>
@@ -9101,7 +9161,7 @@
         <w:pStyle w:val="BodyText"/>
       </w:pPr>
       <w:r>
-        <w:t xml:space="preserve">Nghiên cứu đã đề xuất FRF-MLP — mô hình kết hợp MLP với hệ luật mờ Mamdani ở hai mức đặc trưng và quyết định — cho bài toán phát hiện ngôn từ công kích trên văn bản mạng xã hội tiếng Việt. Toàn bộ thành phần mờ (từ điển log-odds, biến ngôn ngữ, luật) được xây dựng tự động từ dữ liệu huấn luyện, không cần từ điển thủ công. Trên ViHSD, phương pháp đạt 84,46% accuracy và 62,95% macro-F1, cải thiện +1,92 điểm macro-F1 so với MLP thuần và vượt các baseline đã công bố (Text-CNN, GRU, họ BERT đa ngữ) về macro-F1 với chi phí huấn luyện chỉ vài phút CPU.</w:t>
+        <w:t xml:space="preserve">Nghiên cứu đã đề xuất FRF-MLP — mô hình kết hợp MLP với hệ luật mờ Mamdani ở hai mức đặc trưng và quyết định — cho bài toán phát hiện ngôn từ công kích trên văn bản mạng xã hội tiếng Việt. Toàn bộ thành phần mờ (từ điển log-odds, biến ngôn ngữ, luật) được xây dựng tự động từ dữ liệu huấn luyện, không cần từ điển thủ công. Trên ViHSD, phương pháp đạt 84,33% accuracy và 63,00% macro-F1, cải thiện +2,05 điểm macro-F1 so với MLP thuần và vượt các baseline đã công bố (Text-CNN, GRU, họ BERT đa ngữ) về macro-F1 với chi phí huấn luyện chỉ vài phút CPU.</w:t>
       </w:r>
     </w:p>
     <w:p>
